--- a/redemption/documentação/Documentação.docx
+++ b/redemption/documentação/Documentação.docx
@@ -32,55 +32,34 @@
           <w:rFonts w:ascii="Arial Nova" w:hAnsi="Arial Nova"/>
         </w:rPr>
         <w:tab/>
-        <w:t xml:space="preserve">Em 2018, a Rockstar Games lançava mais um sucesso no mercado dos jogos, o famoso </w:t>
-      </w:r>
-      <w:proofErr w:type="spellStart"/>
-      <w:r>
-        <w:rPr>
-          <w:rFonts w:ascii="Arial Nova" w:hAnsi="Arial Nova"/>
-        </w:rPr>
-        <w:t>Red</w:t>
-      </w:r>
-      <w:proofErr w:type="spellEnd"/>
-      <w:r>
-        <w:rPr>
-          <w:rFonts w:ascii="Arial Nova" w:hAnsi="Arial Nova"/>
-        </w:rPr>
-        <w:t xml:space="preserve"> </w:t>
-      </w:r>
-      <w:proofErr w:type="spellStart"/>
-      <w:r>
-        <w:rPr>
-          <w:rFonts w:ascii="Arial Nova" w:hAnsi="Arial Nova"/>
-        </w:rPr>
-        <w:t>Dead</w:t>
-      </w:r>
-      <w:proofErr w:type="spellEnd"/>
-      <w:r>
-        <w:rPr>
-          <w:rFonts w:ascii="Arial Nova" w:hAnsi="Arial Nova"/>
-        </w:rPr>
-        <w:t xml:space="preserve"> </w:t>
-      </w:r>
-      <w:proofErr w:type="spellStart"/>
-      <w:r>
-        <w:rPr>
-          <w:rFonts w:ascii="Arial Nova" w:hAnsi="Arial Nova"/>
-        </w:rPr>
-        <w:t>Redemption</w:t>
-      </w:r>
-      <w:proofErr w:type="spellEnd"/>
-      <w:r>
-        <w:rPr>
-          <w:rFonts w:ascii="Arial Nova" w:hAnsi="Arial Nova"/>
-        </w:rPr>
-        <w:t xml:space="preserve"> 2. Atualmente, o quarto jogo mais vendido da história</w:t>
-      </w:r>
-      <w:r>
-        <w:rPr>
-          <w:rFonts w:ascii="Arial Nova" w:hAnsi="Arial Nova"/>
-        </w:rPr>
-        <w:t>, o jogo se passa na época do velho oeste em 1899, próximo ao seu declínio. O personagem principal</w:t>
+        <w:t>Em 2018, a Rockstar Games lançava mais um sucesso no mercado dos jogos, o famoso Red Dead Redemption 2. Atualmente, o quarto jogo mais vendido da história</w:t>
+      </w:r>
+      <w:r>
+        <w:rPr>
+          <w:rFonts w:ascii="Arial Nova" w:hAnsi="Arial Nova"/>
+        </w:rPr>
+        <w:t>, o jogo se passa na época do velho oeste em 1899, próximo ao seu declínio.</w:t>
+      </w:r>
+      <w:r>
+        <w:rPr>
+          <w:rFonts w:ascii="Arial Nova" w:hAnsi="Arial Nova"/>
+        </w:rPr>
+        <w:t xml:space="preserve"> Mas o que mais chama a atenção nesse grande sucesso da Rockstar além da vasta beleza de cenário e mecânica, é a história de seus personagens.</w:t>
+      </w:r>
+    </w:p>
+    <w:p>
+      <w:pPr>
+        <w:ind w:firstLine="708"/>
+        <w:jc w:val="both"/>
+        <w:rPr>
+          <w:rFonts w:ascii="Arial Nova" w:hAnsi="Arial Nova"/>
+        </w:rPr>
+      </w:pPr>
+      <w:r>
+        <w:rPr>
+          <w:rFonts w:ascii="Arial Nova" w:hAnsi="Arial Nova"/>
+        </w:rPr>
+        <w:t>O personagem principal</w:t>
       </w:r>
       <w:r>
         <w:rPr>
@@ -98,19 +77,7 @@
         <w:rPr>
           <w:rFonts w:ascii="Arial Nova" w:hAnsi="Arial Nova"/>
         </w:rPr>
-        <w:t xml:space="preserve">, faz parte da gangue Van Der Linde, tendo como líder Dutch </w:t>
-      </w:r>
-      <w:r>
-        <w:rPr>
-          <w:rFonts w:ascii="Arial Nova" w:hAnsi="Arial Nova"/>
-        </w:rPr>
-        <w:t>Van Der Linde</w:t>
-      </w:r>
-      <w:r>
-        <w:rPr>
-          <w:rFonts w:ascii="Arial Nova" w:hAnsi="Arial Nova"/>
-        </w:rPr>
-        <w:t>. Em meio a golpes e brigas, a gangue vive se mudando de região, vivendo em um acampamento e se protegendo de autoridad</w:t>
+        <w:t>, faz parte da gangue Van Der Linde, tendo como líder Dutch Van Der Linde. Em meio a golpes e brigas, a gangue vive se mudando de região, vivendo em um acampamento e se protegendo de autoridad</w:t>
       </w:r>
       <w:r>
         <w:rPr>
@@ -122,73 +89,117 @@
         <w:rPr>
           <w:rFonts w:ascii="Arial Nova" w:hAnsi="Arial Nova"/>
         </w:rPr>
-        <w:t xml:space="preserve">contato com um homem doente. Em momentos antes e, principalmente depois sabendo que seus dias estão contados, Arthur </w:t>
-      </w:r>
-      <w:proofErr w:type="gramStart"/>
-      <w:r>
-        <w:rPr>
-          <w:rFonts w:ascii="Arial Nova" w:hAnsi="Arial Nova"/>
-        </w:rPr>
-        <w:t>esta</w:t>
-      </w:r>
-      <w:proofErr w:type="gramEnd"/>
-      <w:r>
-        <w:rPr>
-          <w:rFonts w:ascii="Arial Nova" w:hAnsi="Arial Nova"/>
-        </w:rPr>
-        <w:t xml:space="preserve"> decidido a se tornar uma pessoa melhor, com boas ações e ajudando o seu grande amigo John </w:t>
-      </w:r>
-      <w:proofErr w:type="spellStart"/>
-      <w:r>
-        <w:rPr>
-          <w:rFonts w:ascii="Arial Nova" w:hAnsi="Arial Nova"/>
-        </w:rPr>
-        <w:t>Marston</w:t>
-      </w:r>
-      <w:proofErr w:type="spellEnd"/>
-      <w:r>
-        <w:rPr>
-          <w:rFonts w:ascii="Arial Nova" w:hAnsi="Arial Nova"/>
-        </w:rPr>
-        <w:t xml:space="preserve"> a se </w:t>
-      </w:r>
-      <w:proofErr w:type="spellStart"/>
-      <w:r>
-        <w:rPr>
-          <w:rFonts w:ascii="Arial Nova" w:hAnsi="Arial Nova"/>
-        </w:rPr>
-        <w:t>estabecer</w:t>
-      </w:r>
-      <w:proofErr w:type="spellEnd"/>
-      <w:r>
-        <w:rPr>
-          <w:rFonts w:ascii="Arial Nova" w:hAnsi="Arial Nova"/>
-        </w:rPr>
-        <w:t xml:space="preserve"> na vida com sua família, honestamente </w:t>
-      </w:r>
-      <w:proofErr w:type="gramStart"/>
-      <w:r>
-        <w:rPr>
-          <w:rFonts w:ascii="Arial Nova" w:hAnsi="Arial Nova"/>
-        </w:rPr>
-        <w:t>e</w:t>
-      </w:r>
-      <w:proofErr w:type="gramEnd"/>
-      <w:r>
-        <w:rPr>
-          <w:rFonts w:ascii="Arial Nova" w:hAnsi="Arial Nova"/>
-        </w:rPr>
-        <w:t xml:space="preserve"> livre de autoridades.</w:t>
-      </w:r>
-      <w:r>
-        <w:rPr>
-          <w:rFonts w:ascii="Arial Nova" w:hAnsi="Arial Nova"/>
-        </w:rPr>
-        <w:t xml:space="preserve"> </w:t>
-      </w:r>
-    </w:p>
-    <w:p>
-      <w:pPr>
+        <w:t>contato com um homem doente</w:t>
+      </w:r>
+      <w:r>
+        <w:rPr>
+          <w:rFonts w:ascii="Arial Nova" w:hAnsi="Arial Nova"/>
+        </w:rPr>
+        <w:t>, lembrando que a cura só era possível anos mais tarde, em 1943</w:t>
+      </w:r>
+      <w:r>
+        <w:rPr>
+          <w:rFonts w:ascii="Arial Nova" w:hAnsi="Arial Nova"/>
+        </w:rPr>
+        <w:t xml:space="preserve">. Em momentos antes e, principalmente depois sabendo que seus dias estão contados, Arthur </w:t>
+      </w:r>
+      <w:r>
+        <w:rPr>
+          <w:rFonts w:ascii="Arial Nova" w:hAnsi="Arial Nova"/>
+        </w:rPr>
+        <w:t>está</w:t>
+      </w:r>
+      <w:r>
+        <w:rPr>
+          <w:rFonts w:ascii="Arial Nova" w:hAnsi="Arial Nova"/>
+        </w:rPr>
+        <w:t xml:space="preserve"> decidido a se tornar uma pessoa melhor</w:t>
+      </w:r>
+      <w:r>
+        <w:rPr>
+          <w:rFonts w:ascii="Arial Nova" w:hAnsi="Arial Nova"/>
+        </w:rPr>
+        <w:t>, contrariando as ações tomadas pela gangue</w:t>
+      </w:r>
+      <w:r>
+        <w:rPr>
+          <w:rFonts w:ascii="Arial Nova" w:hAnsi="Arial Nova"/>
+        </w:rPr>
+        <w:t xml:space="preserve">, com boas ações e ajudando o seu grande amigo John Marston a se </w:t>
+      </w:r>
+      <w:r>
+        <w:rPr>
+          <w:rFonts w:ascii="Arial Nova" w:hAnsi="Arial Nova"/>
+        </w:rPr>
+        <w:t>estabelecer</w:t>
+      </w:r>
+      <w:r>
+        <w:rPr>
+          <w:rFonts w:ascii="Arial Nova" w:hAnsi="Arial Nova"/>
+        </w:rPr>
+        <w:t xml:space="preserve"> na vida com sua família, honestamente e </w:t>
+      </w:r>
+      <w:r>
+        <w:rPr>
+          <w:rFonts w:ascii="Arial Nova" w:hAnsi="Arial Nova"/>
+        </w:rPr>
+        <w:t>vivendo livremente</w:t>
+      </w:r>
+      <w:r>
+        <w:rPr>
+          <w:rFonts w:ascii="Arial Nova" w:hAnsi="Arial Nova"/>
+        </w:rPr>
+        <w:t>.</w:t>
+      </w:r>
+    </w:p>
+    <w:p>
+      <w:pPr>
+        <w:ind w:firstLine="708"/>
+        <w:jc w:val="both"/>
+        <w:rPr>
+          <w:rFonts w:ascii="Arial Nova" w:hAnsi="Arial Nova"/>
+        </w:rPr>
+      </w:pPr>
+      <w:r>
+        <w:rPr>
+          <w:rFonts w:ascii="Arial Nova" w:hAnsi="Arial Nova"/>
+        </w:rPr>
+        <w:t>O</w:t>
+      </w:r>
+      <w:r>
+        <w:rPr>
+          <w:rFonts w:ascii="Arial Nova" w:hAnsi="Arial Nova"/>
+        </w:rPr>
+        <w:t xml:space="preserve"> jogo contou com uma grande equipe de desenvolvimento. Foram</w:t>
+      </w:r>
+      <w:r>
+        <w:rPr>
+          <w:rFonts w:ascii="Arial Nova" w:hAnsi="Arial Nova"/>
+        </w:rPr>
+        <w:t xml:space="preserve"> aproximadamente</w:t>
+      </w:r>
+      <w:r>
+        <w:rPr>
+          <w:rFonts w:ascii="Arial Nova" w:hAnsi="Arial Nova"/>
+        </w:rPr>
+        <w:t xml:space="preserve"> 1600 envolvidos de forma direta, mas estipula-se que teve mais envolvidos de forma indireta. São mais de 43 espécies de plantas para veneno, fins medicinais</w:t>
+      </w:r>
+      <w:r>
+        <w:rPr>
+          <w:rFonts w:ascii="Arial Nova" w:hAnsi="Arial Nova"/>
+        </w:rPr>
+        <w:t xml:space="preserve"> e de consumo espalhadas pelo jogo para a coleta e utilização do jogador. Enquanto aos animais, são cerca de 200 espécies de animais, espalhados conforme o seu habitat, e todos reagem conforme o ambiente que vivem, tendo suas ações voltadas a cadeia alimentar, clima e outros fatores que cercam a grande vida selvagem. </w:t>
+      </w:r>
+      <w:r>
+        <w:rPr>
+          <w:rFonts w:ascii="Arial Nova" w:hAnsi="Arial Nova"/>
+        </w:rPr>
+        <w:t>Red Dead Redemption 2 recebeu mais de 175 prêmios no evento Jogo do Ano. Foram 8 anos de trabalho e, outro ponto impactante é o seu mapa, que pode levar bem mais de 30 minutos para atravessá-lo, contendo uma grande variedade de biomas, desde o oeste seco e quente, áreas com florestas e cachoeira, montanhas nevadas e muito mais, com sua fauna e flora típica de cada região, trazendo uma maravilha artística que só um jogo muito bem trabalhado pode trazer.</w:t>
+      </w:r>
+    </w:p>
+    <w:p>
+      <w:pPr>
+        <w:ind w:firstLine="708"/>
         <w:jc w:val="both"/>
         <w:rPr>
           <w:rFonts w:ascii="Arial Nova" w:hAnsi="Arial Nova"/>
@@ -210,7 +221,7 @@
           <w:sz w:val="32"/>
           <w:szCs w:val="32"/>
         </w:rPr>
-        <w:t>JUSTIFICATIVA</w:t>
+        <w:t>OBJETIVO</w:t>
       </w:r>
     </w:p>
     <w:p>
@@ -232,28 +243,35 @@
         <w:rPr>
           <w:rFonts w:ascii="Arial Nova" w:hAnsi="Arial Nova"/>
         </w:rPr>
-        <w:t>O jogo deixa em suas mãos decisões como, ser gentil com as pessoas, não praticar maldade</w:t>
-      </w:r>
-      <w:r>
-        <w:rPr>
-          <w:rFonts w:ascii="Arial Nova" w:hAnsi="Arial Nova"/>
-        </w:rPr>
-        <w:t xml:space="preserve">, não </w:t>
-      </w:r>
-      <w:proofErr w:type="gramStart"/>
-      <w:r>
-        <w:rPr>
-          <w:rFonts w:ascii="Arial Nova" w:hAnsi="Arial Nova"/>
-        </w:rPr>
-        <w:t>caçar</w:t>
-      </w:r>
-      <w:proofErr w:type="gramEnd"/>
-      <w:r>
-        <w:rPr>
-          <w:rFonts w:ascii="Arial Nova" w:hAnsi="Arial Nova"/>
-        </w:rPr>
-        <w:t xml:space="preserve"> por esporte e entre outras coisas. Com essas práticas, você soma pontos na sua barra de honra, podendo baixar ou aumentar honra. Isso determina como as pessoas vão te tratar e como o seu personagem vai agir, ver as coisas a sua volta e até o fim que ele vai levar.</w:t>
-      </w:r>
+        <w:t>Tem coisas que não tem como ser desfeitas, muito menos voltar ao passado e mudar o que aconteceu e, mesmo se possível, não serviria para a construção do caráter de hoje</w:t>
+      </w:r>
+      <w:r>
+        <w:rPr>
+          <w:rFonts w:ascii="Arial Nova" w:hAnsi="Arial Nova"/>
+        </w:rPr>
+        <w:t xml:space="preserve"> escolhas que fez e como agiu, motivado a ser uma </w:t>
+      </w:r>
+      <w:r>
+        <w:rPr>
+          <w:rFonts w:ascii="Arial Nova" w:hAnsi="Arial Nova"/>
+        </w:rPr>
+        <w:lastRenderedPageBreak/>
+        <w:t xml:space="preserve">pessoa melhor, o personagem </w:t>
+      </w:r>
+      <w:r>
+        <w:rPr>
+          <w:rFonts w:ascii="Arial Nova" w:hAnsi="Arial Nova"/>
+        </w:rPr>
+        <w:t>e a sua história pode ser um exemplo de que apesar de arrependimentos podemos nos tornar melhor, não para apagar o que fizemos, mas escrever novas ações.</w:t>
+      </w:r>
+    </w:p>
+    <w:p>
+      <w:pPr>
+        <w:jc w:val="both"/>
+        <w:rPr>
+          <w:rFonts w:ascii="Arial Nova" w:hAnsi="Arial Nova"/>
+        </w:rPr>
+      </w:pPr>
     </w:p>
     <w:p>
       <w:pPr>
@@ -278,7 +296,7 @@
           <w:sz w:val="32"/>
           <w:szCs w:val="32"/>
         </w:rPr>
-        <w:t>OBJETIVO</w:t>
+        <w:t>JUSTIFICATIVA</w:t>
       </w:r>
     </w:p>
     <w:p>
@@ -300,14 +318,22 @@
         <w:rPr>
           <w:rFonts w:ascii="Arial Nova" w:hAnsi="Arial Nova"/>
         </w:rPr>
-        <w:t xml:space="preserve">Arrependido das escolhas que fez e como agiu, motivado a ser uma pessoa melhor, o personagem </w:t>
-      </w:r>
-      <w:r>
-        <w:rPr>
-          <w:rFonts w:ascii="Arial Nova" w:hAnsi="Arial Nova"/>
-        </w:rPr>
-        <w:t>e a sua história pode ser um exemplo de que apesar de arrependimentos podemos nos tornar melhor, não para apagar o que fizemos, mas escrever novas ações.</w:t>
-      </w:r>
+        <w:t>O jogo deixa em suas mãos decisões como, ser gentil com as pessoas, não praticar maldade</w:t>
+      </w:r>
+      <w:r>
+        <w:rPr>
+          <w:rFonts w:ascii="Arial Nova" w:hAnsi="Arial Nova"/>
+        </w:rPr>
+        <w:t>, não caçar por esporte e entre outras coisas. Com essas práticas, você soma pontos na sua barra de honra, podendo baixar ou aumentar honra. Isso determina como as pessoas vão te tratar e como o seu personagem vai agir, ver as coisas a sua volta e até o fim que ele vai levar.</w:t>
+      </w:r>
+    </w:p>
+    <w:p>
+      <w:pPr>
+        <w:jc w:val="both"/>
+        <w:rPr>
+          <w:rFonts w:ascii="Arial Nova" w:hAnsi="Arial Nova"/>
+        </w:rPr>
+      </w:pPr>
     </w:p>
     <w:p>
       <w:pPr>
@@ -366,7 +392,6 @@
           <w:sz w:val="32"/>
           <w:szCs w:val="32"/>
         </w:rPr>
-        <w:lastRenderedPageBreak/>
         <w:tab/>
       </w:r>
     </w:p>
@@ -409,9 +434,6 @@
     <w:p>
       <w:pPr>
         <w:jc w:val="both"/>
-        <w:rPr>
-          <w:rFonts w:ascii="Arial Nova" w:hAnsi="Arial Nova"/>
-        </w:rPr>
       </w:pPr>
       <w:hyperlink r:id="rId4" w:history="1">
         <w:r>
@@ -422,6 +444,203 @@
           <w:t>https://canaltech.com.br/games/jogos-mais-vendidos-historia/</w:t>
         </w:r>
       </w:hyperlink>
+    </w:p>
+    <w:p>
+      <w:pPr>
+        <w:jc w:val="both"/>
+      </w:pPr>
+    </w:p>
+    <w:p>
+      <w:pPr>
+        <w:jc w:val="both"/>
+        <w:rPr>
+          <w:rFonts w:ascii="Arial Nova" w:hAnsi="Arial Nova"/>
+        </w:rPr>
+      </w:pPr>
+      <w:r>
+        <w:rPr>
+          <w:rFonts w:ascii="Arial Nova" w:hAnsi="Arial Nova"/>
+        </w:rPr>
+        <w:t>Equipe de desenvolvimento:</w:t>
+      </w:r>
+    </w:p>
+    <w:p>
+      <w:pPr>
+        <w:jc w:val="both"/>
+        <w:rPr>
+          <w:rFonts w:ascii="Arial Nova" w:hAnsi="Arial Nova"/>
+        </w:rPr>
+      </w:pPr>
+      <w:hyperlink r:id="rId5" w:history="1">
+        <w:r>
+          <w:rPr>
+            <w:rStyle w:val="Hyperlink"/>
+            <w:rFonts w:ascii="Arial Nova" w:hAnsi="Arial Nova"/>
+          </w:rPr>
+          <w:t>https://en.wikipedia.org/wiki/Development_of_Red_Dead_Redemption_2#:~:text=Uma%20equipe%20de%20aproximadamente%201.600,2019%20para%20Windows%20e%20Stadia%20</w:t>
+        </w:r>
+      </w:hyperlink>
+      <w:r>
+        <w:rPr>
+          <w:rFonts w:ascii="Arial Nova" w:hAnsi="Arial Nova"/>
+        </w:rPr>
+        <w:t>.</w:t>
+      </w:r>
+    </w:p>
+    <w:p>
+      <w:pPr>
+        <w:jc w:val="both"/>
+        <w:rPr>
+          <w:rFonts w:ascii="Arial Nova" w:hAnsi="Arial Nova"/>
+        </w:rPr>
+      </w:pPr>
+    </w:p>
+    <w:p>
+      <w:pPr>
+        <w:jc w:val="both"/>
+        <w:rPr>
+          <w:rFonts w:ascii="Arial Nova" w:hAnsi="Arial Nova"/>
+        </w:rPr>
+      </w:pPr>
+      <w:r>
+        <w:rPr>
+          <w:rFonts w:ascii="Arial Nova" w:hAnsi="Arial Nova"/>
+        </w:rPr>
+        <w:t>Espécies de plantas, ervas, frutos e folhas:</w:t>
+      </w:r>
+    </w:p>
+    <w:p>
+      <w:pPr>
+        <w:jc w:val="both"/>
+        <w:rPr>
+          <w:rFonts w:ascii="Arial Nova" w:hAnsi="Arial Nova"/>
+        </w:rPr>
+      </w:pPr>
+      <w:hyperlink r:id="rId6" w:history="1">
+        <w:r>
+          <w:rPr>
+            <w:rStyle w:val="Hyperlink"/>
+            <w:rFonts w:ascii="Arial Nova" w:hAnsi="Arial Nova"/>
+          </w:rPr>
+          <w:t>https://reddead.fandom.com/pt-br/wiki/Plantas_em_Redemption_2</w:t>
+        </w:r>
+      </w:hyperlink>
+    </w:p>
+    <w:p>
+      <w:pPr>
+        <w:jc w:val="both"/>
+        <w:rPr>
+          <w:rFonts w:ascii="Arial Nova" w:hAnsi="Arial Nova"/>
+        </w:rPr>
+      </w:pPr>
+    </w:p>
+    <w:p>
+      <w:pPr>
+        <w:jc w:val="both"/>
+        <w:rPr>
+          <w:rFonts w:ascii="Arial Nova" w:hAnsi="Arial Nova"/>
+        </w:rPr>
+      </w:pPr>
+      <w:r>
+        <w:rPr>
+          <w:rFonts w:ascii="Arial Nova" w:hAnsi="Arial Nova"/>
+        </w:rPr>
+        <w:t>Espécies de animais:</w:t>
+      </w:r>
+    </w:p>
+    <w:p>
+      <w:pPr>
+        <w:jc w:val="both"/>
+        <w:rPr>
+          <w:rFonts w:ascii="Arial Nova" w:hAnsi="Arial Nova"/>
+        </w:rPr>
+      </w:pPr>
+      <w:hyperlink r:id="rId7" w:history="1">
+        <w:r>
+          <w:rPr>
+            <w:rStyle w:val="Hyperlink"/>
+            <w:rFonts w:ascii="Arial Nova" w:hAnsi="Arial Nova"/>
+          </w:rPr>
+          <w:t>https://www.rockstargames.com/br/newswire/article/51974aa3a8k847/Wildlife-in-Red-Dead-Redemption-2#:~:text=Os%20v%C3%A1rios%20habitats%20e%20climas,seu%20lugar%20na%20cadeia%20alimentar</w:t>
+        </w:r>
+      </w:hyperlink>
+      <w:r>
+        <w:rPr>
+          <w:rFonts w:ascii="Arial Nova" w:hAnsi="Arial Nova"/>
+        </w:rPr>
+        <w:t>.</w:t>
+      </w:r>
+    </w:p>
+    <w:p>
+      <w:pPr>
+        <w:jc w:val="both"/>
+        <w:rPr>
+          <w:rFonts w:ascii="Arial Nova" w:hAnsi="Arial Nova"/>
+        </w:rPr>
+      </w:pPr>
+    </w:p>
+    <w:p>
+      <w:pPr>
+        <w:jc w:val="both"/>
+        <w:rPr>
+          <w:rFonts w:ascii="Arial Nova" w:hAnsi="Arial Nova"/>
+        </w:rPr>
+      </w:pPr>
+      <w:r>
+        <w:rPr>
+          <w:rFonts w:ascii="Arial Nova" w:hAnsi="Arial Nova"/>
+        </w:rPr>
+        <w:t>Prêmios:</w:t>
+      </w:r>
+    </w:p>
+    <w:p>
+      <w:pPr>
+        <w:jc w:val="both"/>
+        <w:rPr>
+          <w:rFonts w:ascii="Arial Nova" w:hAnsi="Arial Nova"/>
+        </w:rPr>
+      </w:pPr>
+      <w:hyperlink r:id="rId8" w:history="1">
+        <w:r>
+          <w:rPr>
+            <w:rStyle w:val="Hyperlink"/>
+            <w:rFonts w:ascii="Arial Nova" w:hAnsi="Arial Nova"/>
+          </w:rPr>
+          <w:t>https://reddead.fandom.com/pt-br/wiki/Pr%C3%AAmios_e_indica%C3%A7%C3%B5es_recebidos_por_Red_Dead_Redemption_2</w:t>
+        </w:r>
+      </w:hyperlink>
+    </w:p>
+    <w:p>
+      <w:pPr>
+        <w:jc w:val="both"/>
+        <w:rPr>
+          <w:rFonts w:ascii="Arial Nova" w:hAnsi="Arial Nova"/>
+        </w:rPr>
+      </w:pPr>
+    </w:p>
+    <w:p>
+      <w:pPr>
+        <w:jc w:val="both"/>
+        <w:rPr>
+          <w:rFonts w:ascii="Arial Nova" w:hAnsi="Arial Nova"/>
+        </w:rPr>
+      </w:pPr>
+    </w:p>
+    <w:p>
+      <w:pPr>
+        <w:jc w:val="both"/>
+        <w:rPr>
+          <w:rFonts w:ascii="Arial Nova" w:hAnsi="Arial Nova"/>
+        </w:rPr>
+      </w:pPr>
+    </w:p>
+    <w:p>
+      <w:pPr>
+        <w:jc w:val="both"/>
+        <w:rPr>
+          <w:rFonts w:ascii="Arial Nova" w:hAnsi="Arial Nova"/>
+        </w:rPr>
+      </w:pPr>
     </w:p>
     <w:p>
       <w:pPr>
